--- a/ProjetoAPS/Documentacao/Projeto_ APS_Plantinder.docx
+++ b/ProjetoAPS/Documentacao/Projeto_ APS_Plantinder.docx
@@ -284,7 +284,19 @@
         <w:rPr>
           <w:rFonts w:ascii="Arial" w:hAnsi="Arial" w:cs="Arial"/>
         </w:rPr>
-        <w:t>Davi Gonçalves Castro - RGM: (preencher)</w:t>
+        <w:t>Davi Gonçalves Castro - RGM: (</w:t>
+      </w:r>
+      <w:r>
+        <w:rPr>
+          <w:rFonts w:ascii="Arial" w:hAnsi="Arial" w:cs="Arial"/>
+        </w:rPr>
+        <w:t>45756121</w:t>
+      </w:r>
+      <w:r>
+        <w:rPr>
+          <w:rFonts w:ascii="Arial" w:hAnsi="Arial" w:cs="Arial"/>
+        </w:rPr>
+        <w:t>)</w:t>
       </w:r>
     </w:p>
     <w:p>
